--- a/dist/submission_v2/P8_PacificSIDS_VN.docx
+++ b/dist/submission_v2/P8_PacificSIDS_VN.docx
@@ -88,6 +88,42 @@
       </w:r>
       <w:r>
         <w:t xml:space="preserve">: quan hệ quốc tế hóa–hiệu quả doanh nghiệp; Quốc đảo nhỏ đang phát triển; quốc tế hóa bắt buộc; khoảng trống thể chế; kinh tế Thái Bình Dương; năng suất lao động</w:t>
+      </w:r>
+    </w:p>
+    <w:p>
+      <w:pPr>
+        <w:pStyle w:val="BodyText"/>
+      </w:pPr>
+      <w:r>
+        <w:rPr>
+          <w:bCs/>
+          <w:b/>
+        </w:rPr>
+        <w:t xml:space="preserve">Phân loại JEL:</w:t>
+      </w:r>
+      <w:r>
+        <w:t xml:space="preserve"> </w:t>
+      </w:r>
+      <w:r>
+        <w:t xml:space="preserve">F23; O19; L25; D22; O53.</w:t>
+      </w:r>
+    </w:p>
+    <w:p>
+      <w:pPr>
+        <w:pStyle w:val="BodyText"/>
+      </w:pPr>
+      <w:r>
+        <w:rPr>
+          <w:bCs/>
+          <w:b/>
+        </w:rPr>
+        <w:t xml:space="preserve">Loại bài:</w:t>
+      </w:r>
+      <w:r>
+        <w:t xml:space="preserve"> </w:t>
+      </w:r>
+      <w:r>
+        <w:t xml:space="preserve">Bài báo nghiên cứu.</w:t>
       </w:r>
     </w:p>
     <w:p>

--- a/dist/submission_v2/P8_PacificSIDS_VN.docx
+++ b/dist/submission_v2/P8_PacificSIDS_VN.docx
@@ -176,7 +176,56 @@
         <w:pStyle w:val="BodyText"/>
       </w:pPr>
       <w:r>
-        <w:t xml:space="preserve">Nghiên cứu sử dụng dữ liệu Khảo sát Doanh nghiệp của Ngân hàng Thế giới (World Bank Enterprise Survey, WBES) từ 1.469 doanh nghiệp thuộc chín nền kinh tế SIDS Thái Bình Dương (2009–2025). Kết quả phát hiện rằng cường độ quốc tế hóa có quan hệ âm và vững chắc với năng suất lao động (β = −0,404, p = 0,032 trong mô hình hiệu ứng cố định quốc gia-năm; β = −1,236, p &lt; 0,001 khi không có hiệu ứng cố định quốc gia), không có độ cong bậc hai có ý nghĩa thống kê.</w:t>
+        <w:t xml:space="preserve">Nghiên cứu sử dụng dữ liệu Khảo sát Doanh nghiệp của Ngân hàng Thế giới (World Bank Enterprise Survey, WBES) từ 1.469 doanh nghiệp thuộc chín nền kinh tế SIDS Thái Bình Dương (2009–2025). Kết quả phát hiện rằng cường độ quốc tế hóa có quan hệ âm và vững chắc với năng suất lao động (</w:t>
+      </w:r>
+      <m:oMath>
+        <m:r>
+          <m:t>β</m:t>
+        </m:r>
+        <m:r>
+          <m:rPr>
+            <m:sty m:val="p"/>
+          </m:rPr>
+          <m:t>=</m:t>
+        </m:r>
+        <m:r>
+          <m:rPr>
+            <m:sty m:val="p"/>
+          </m:rPr>
+          <m:t>−</m:t>
+        </m:r>
+        <m:r>
+          <m:t>0.404</m:t>
+        </m:r>
+      </m:oMath>
+      <w:r>
+        <w:t xml:space="preserve">, p = 0,032 trong mô hình hiệu ứng cố định quốc gia-năm;</w:t>
+      </w:r>
+      <w:r>
+        <w:t xml:space="preserve"> </w:t>
+      </w:r>
+      <m:oMath>
+        <m:r>
+          <m:t>β</m:t>
+        </m:r>
+        <m:r>
+          <m:rPr>
+            <m:sty m:val="p"/>
+          </m:rPr>
+          <m:t>=</m:t>
+        </m:r>
+        <m:r>
+          <m:rPr>
+            <m:sty m:val="p"/>
+          </m:rPr>
+          <m:t>−</m:t>
+        </m:r>
+        <m:r>
+          <m:t>1.236</m:t>
+        </m:r>
+      </m:oMath>
+      <w:r>
+        <w:t xml:space="preserve">, p &lt; 0,001 khi không có hiệu ứng cố định quốc gia), không có độ cong bậc hai có ý nghĩa thống kê.</w:t>
       </w:r>
     </w:p>
     <w:p>
@@ -1980,7 +2029,30 @@
         <w:pStyle w:val="BodyText"/>
       </w:pPr>
       <w:r>
-        <w:t xml:space="preserve">Kết quả biến kiểm soát trong M1 nhất quán với bằng chứng đã thiết lập. Tuổi doanh nghiệp có quan hệ dương với năng suất (β = +0,009, p = 0,052). Sở hữu nước ngoài cho thấy quan hệ âm ở mức biên (β = −0,006, p = 0,056), có thể phản ánh hiệu quả đầu tư nước ngoài thấp trong bối cảnh SIDS. Quy mô doanh nghiệp dương nhưng không có ý nghĩa thống kê (β = +0,082, p = 0,242).</w:t>
+        <w:t xml:space="preserve">Kết quả biến kiểm soát trong M1 nhất quán với bằng chứng đã thiết lập. Tuổi doanh nghiệp có quan hệ dương với năng suất (β = +0,009, p = 0,052). Sở hữu nước ngoài cho thấy quan hệ âm ở mức biên (</w:t>
+      </w:r>
+      <m:oMath>
+        <m:r>
+          <m:t>β</m:t>
+        </m:r>
+        <m:r>
+          <m:rPr>
+            <m:sty m:val="p"/>
+          </m:rPr>
+          <m:t>=</m:t>
+        </m:r>
+        <m:r>
+          <m:rPr>
+            <m:sty m:val="p"/>
+          </m:rPr>
+          <m:t>−</m:t>
+        </m:r>
+        <m:r>
+          <m:t>0.006</m:t>
+        </m:r>
+      </m:oMath>
+      <w:r>
+        <w:t xml:space="preserve">, p = 0,056), có thể phản ánh hiệu quả đầu tư nước ngoài thấp trong bối cảnh SIDS. Quy mô doanh nghiệp dương nhưng không có ý nghĩa thống kê (β = +0,082, p = 0,242).</w:t>
       </w:r>
     </w:p>
     <w:bookmarkEnd w:id="37"/>
@@ -2484,7 +2556,30 @@
         <w:pStyle w:val="BodyText"/>
       </w:pPr>
       <w:r>
-        <w:t xml:space="preserve">Hệ số FIP (FSTS_c) vẫn âm nhưng mất ý nghĩa thống kê trong M3 (β = −0,974, p = 0,252), có khả năng phản ánh mẫu giảm đáng kể (N = 526 cho M3, so với N = 1.469 cho M1, do các biến năng lực bị thiếu). Chiều hướng của hệ số FSTS_c vẫn âm và về số học lớn hơn trong M3, nhất quán với FIP; sự mất ý nghĩa thống kê có thể quy cho việc giảm năng lực thống kê từ hạn chế mẫu con.</w:t>
+        <w:t xml:space="preserve">Hệ số FIP (FSTS_c) vẫn âm nhưng mất ý nghĩa thống kê trong M3 (</w:t>
+      </w:r>
+      <m:oMath>
+        <m:r>
+          <m:t>β</m:t>
+        </m:r>
+        <m:r>
+          <m:rPr>
+            <m:sty m:val="p"/>
+          </m:rPr>
+          <m:t>=</m:t>
+        </m:r>
+        <m:r>
+          <m:rPr>
+            <m:sty m:val="p"/>
+          </m:rPr>
+          <m:t>−</m:t>
+        </m:r>
+        <m:r>
+          <m:t>0.974</m:t>
+        </m:r>
+      </m:oMath>
+      <w:r>
+        <w:t xml:space="preserve">, p = 0,252), có khả năng phản ánh mẫu giảm đáng kể (N = 526 cho M3, so với N = 1.469 cho M1, do các biến năng lực bị thiếu). Chiều hướng của hệ số FSTS_c vẫn âm và về số học lớn hơn trong M3, nhất quán với FIP; sự mất ý nghĩa thống kê có thể quy cho việc giảm năng lực thống kê từ hạn chế mẫu con.</w:t>
       </w:r>
     </w:p>
     <w:p>
@@ -2518,7 +2613,111 @@
         <w:pStyle w:val="FirstParagraph"/>
       </w:pPr>
       <w:r>
-        <w:t xml:space="preserve">Bảng 2 tóm tắt ma trận hệ số đầy đủ. Mô hình FIP được xác nhận qua bốn điểm. (i) quan hệ tuyến tính FSTS–hiệu quả âm có ý nghĩa thống kê (M1: β = −0,404, p = 0,032). (ii) không có độ cong bậc hai hay điểm ngưỡng có ý nghĩa thống kê (M2: cả FSTS_c lẫn FSTS_c² đều không có ý nghĩa thống kê). (iii) âm vững chắc trên bốn đặc tả (M_yearFE: β = −1,236, p &lt; 0,001; M_bivariate: β = −1,596, p &lt; 0,001; chỉ nhà xuất khẩu: β = −0,901, p = 0,027). (iv) điều tiết năng lực null (M3: TCI_z p = 0,495; DAI_z p = 0,402).</w:t>
+        <w:t xml:space="preserve">Bảng 2 tóm tắt ma trận hệ số đầy đủ. Mô hình FIP được xác nhận qua bốn điểm. (i) quan hệ tuyến tính FSTS–hiệu quả âm có ý nghĩa thống kê (M1:</w:t>
+      </w:r>
+      <w:r>
+        <w:t xml:space="preserve"> </w:t>
+      </w:r>
+      <m:oMath>
+        <m:r>
+          <m:t>β</m:t>
+        </m:r>
+        <m:r>
+          <m:rPr>
+            <m:sty m:val="p"/>
+          </m:rPr>
+          <m:t>=</m:t>
+        </m:r>
+        <m:r>
+          <m:rPr>
+            <m:sty m:val="p"/>
+          </m:rPr>
+          <m:t>−</m:t>
+        </m:r>
+        <m:r>
+          <m:t>0.404</m:t>
+        </m:r>
+      </m:oMath>
+      <w:r>
+        <w:t xml:space="preserve">, p = 0,032). (ii) không có độ cong bậc hai hay điểm ngưỡng có ý nghĩa thống kê (M2: cả FSTS_c lẫn FSTS_c² đều không có ý nghĩa thống kê). (iii) âm vững chắc trên bốn đặc tả (M_yearFE:</w:t>
+      </w:r>
+      <w:r>
+        <w:t xml:space="preserve"> </w:t>
+      </w:r>
+      <m:oMath>
+        <m:r>
+          <m:t>β</m:t>
+        </m:r>
+        <m:r>
+          <m:rPr>
+            <m:sty m:val="p"/>
+          </m:rPr>
+          <m:t>=</m:t>
+        </m:r>
+        <m:r>
+          <m:rPr>
+            <m:sty m:val="p"/>
+          </m:rPr>
+          <m:t>−</m:t>
+        </m:r>
+        <m:r>
+          <m:t>1.236</m:t>
+        </m:r>
+      </m:oMath>
+      <w:r>
+        <w:t xml:space="preserve">, p &lt; 0,001; M_bivariate:</w:t>
+      </w:r>
+      <w:r>
+        <w:t xml:space="preserve"> </w:t>
+      </w:r>
+      <m:oMath>
+        <m:r>
+          <m:t>β</m:t>
+        </m:r>
+        <m:r>
+          <m:rPr>
+            <m:sty m:val="p"/>
+          </m:rPr>
+          <m:t>=</m:t>
+        </m:r>
+        <m:r>
+          <m:rPr>
+            <m:sty m:val="p"/>
+          </m:rPr>
+          <m:t>−</m:t>
+        </m:r>
+        <m:r>
+          <m:t>1.596</m:t>
+        </m:r>
+      </m:oMath>
+      <w:r>
+        <w:t xml:space="preserve">, p &lt; 0,001; chỉ nhà xuất khẩu:</w:t>
+      </w:r>
+      <w:r>
+        <w:t xml:space="preserve"> </w:t>
+      </w:r>
+      <m:oMath>
+        <m:r>
+          <m:t>β</m:t>
+        </m:r>
+        <m:r>
+          <m:rPr>
+            <m:sty m:val="p"/>
+          </m:rPr>
+          <m:t>=</m:t>
+        </m:r>
+        <m:r>
+          <m:rPr>
+            <m:sty m:val="p"/>
+          </m:rPr>
+          <m:t>−</m:t>
+        </m:r>
+        <m:r>
+          <m:t>0.901</m:t>
+        </m:r>
+      </m:oMath>
+      <w:r>
+        <w:t xml:space="preserve">, p = 0,027). (iv) điều tiết năng lực null (M3: TCI_z p = 0,495; DAI_z p = 0,402).</w:t>
       </w:r>
     </w:p>
     <w:p>
@@ -2950,7 +3149,82 @@
         <w:pStyle w:val="BodyText"/>
       </w:pPr>
       <w:r>
-        <w:t xml:space="preserve">Nghiên cứu sử dụng dữ liệu WBES từ 1.469 doanh nghiệp thuộc chín nền kinh tế SIDS Thái Bình Dương. Kết quả tìm thấy hỗ trợ vững chắc cho FIP trên bốn đặc tả thực nghiệm (β = −0,404, p = 0,032 trong mô hình hiệu ứng cố định quốc gia-năm chính; β = −1,236, p &lt; 0,001 không có hiệu ứng cố định quốc gia; β = −0,901, p = 0,027 trong mẫu con chỉ nhà xuất khẩu). Hạng tử bậc hai không có ý nghĩa thống kê, xác nhận dạng âm đơn điệu, không có điểm ngưỡng trong phạm vi quan sát. Chỉ số năng lực công nghệ (TCI) và Chỉ số áp dụng số (DAI), vốn có ý nghĩa thống kê trong các bối cảnh châu Á đại lục, lại null trong môi trường SIDS, nhất quán với cơ chế lý thuyết FIP.</w:t>
+        <w:t xml:space="preserve">Nghiên cứu sử dụng dữ liệu WBES từ 1.469 doanh nghiệp thuộc chín nền kinh tế SIDS Thái Bình Dương. Kết quả tìm thấy hỗ trợ vững chắc cho FIP trên bốn đặc tả thực nghiệm (</w:t>
+      </w:r>
+      <m:oMath>
+        <m:r>
+          <m:t>β</m:t>
+        </m:r>
+        <m:r>
+          <m:rPr>
+            <m:sty m:val="p"/>
+          </m:rPr>
+          <m:t>=</m:t>
+        </m:r>
+        <m:r>
+          <m:rPr>
+            <m:sty m:val="p"/>
+          </m:rPr>
+          <m:t>−</m:t>
+        </m:r>
+        <m:r>
+          <m:t>0.404</m:t>
+        </m:r>
+      </m:oMath>
+      <w:r>
+        <w:t xml:space="preserve">, p = 0,032 trong mô hình hiệu ứng cố định quốc gia-năm chính;</w:t>
+      </w:r>
+      <w:r>
+        <w:t xml:space="preserve"> </w:t>
+      </w:r>
+      <m:oMath>
+        <m:r>
+          <m:t>β</m:t>
+        </m:r>
+        <m:r>
+          <m:rPr>
+            <m:sty m:val="p"/>
+          </m:rPr>
+          <m:t>=</m:t>
+        </m:r>
+        <m:r>
+          <m:rPr>
+            <m:sty m:val="p"/>
+          </m:rPr>
+          <m:t>−</m:t>
+        </m:r>
+        <m:r>
+          <m:t>1.236</m:t>
+        </m:r>
+      </m:oMath>
+      <w:r>
+        <w:t xml:space="preserve">, p &lt; 0,001 không có hiệu ứng cố định quốc gia;</w:t>
+      </w:r>
+      <w:r>
+        <w:t xml:space="preserve"> </w:t>
+      </w:r>
+      <m:oMath>
+        <m:r>
+          <m:t>β</m:t>
+        </m:r>
+        <m:r>
+          <m:rPr>
+            <m:sty m:val="p"/>
+          </m:rPr>
+          <m:t>=</m:t>
+        </m:r>
+        <m:r>
+          <m:rPr>
+            <m:sty m:val="p"/>
+          </m:rPr>
+          <m:t>−</m:t>
+        </m:r>
+        <m:r>
+          <m:t>0.901</m:t>
+        </m:r>
+      </m:oMath>
+      <w:r>
+        <w:t xml:space="preserve">, p = 0,027 trong mẫu con chỉ nhà xuất khẩu). Hạng tử bậc hai không có ý nghĩa thống kê, xác nhận dạng âm đơn điệu, không có điểm ngưỡng trong phạm vi quan sát. Chỉ số năng lực công nghệ (TCI) và Chỉ số áp dụng số (DAI), vốn có ý nghĩa thống kê trong các bối cảnh châu Á đại lục, lại null trong môi trường SIDS, nhất quán với cơ chế lý thuyết FIP.</w:t>
       </w:r>
     </w:p>
     <w:p>
@@ -6072,7 +6346,34 @@
           <w:iCs/>
           <w:i/>
         </w:rPr>
-        <w:t xml:space="preserve">Ghi chú: Gánh nặng được xác nhận trên tất cả các đặc tả. Kết quả chỉ nhà xuất khẩu (β = −0,901) giải quyết lo ngại lựa chọn bất lợi: trong số các nhà xuất khẩu tích cực, tăng cường xuất khẩu thêm làm xấu đi hiệu quả.</w:t>
+        <w:t xml:space="preserve">Ghi chú: Gánh nặng được xác nhận trên tất cả các đặc tả. Kết quả chỉ nhà xuất khẩu (</w:t>
+      </w:r>
+      <m:oMath>
+        <m:r>
+          <m:t>β</m:t>
+        </m:r>
+        <m:r>
+          <m:rPr>
+            <m:sty m:val="p"/>
+          </m:rPr>
+          <m:t>=</m:t>
+        </m:r>
+        <m:r>
+          <m:rPr>
+            <m:sty m:val="p"/>
+          </m:rPr>
+          <m:t>−</m:t>
+        </m:r>
+        <m:r>
+          <m:t>0.901</m:t>
+        </m:r>
+      </m:oMath>
+      <w:r>
+        <w:rPr>
+          <w:iCs/>
+          <w:i/>
+        </w:rPr>
+        <w:t xml:space="preserve">) giải quyết lo ngại lựa chọn bất lợi: trong số các nhà xuất khẩu tích cực, tăng cường xuất khẩu thêm làm xấu đi hiệu quả.</w:t>
       </w:r>
     </w:p>
     <w:p>
